--- a/docs/files/dag2/casus_murder_mystery/Casus SQL Murder Mystery.docx
+++ b/docs/files/dag2/casus_murder_mystery/Casus SQL Murder Mystery.docx
@@ -324,7 +324,7 @@
         <w:rPr>
           <w:rtl w:val="0"/>
         </w:rPr>
-        <w:t xml:space="preserve">Controleer of alle tabellen compleet gevuld zijn met behulp van 'check-data.sql' </w:t>
+        <w:t xml:space="preserve">Controleer of alle tabellen compleet gevuld zijn met behulp van 'data-check.sql' </w:t>
       </w:r>
     </w:p>
     <w:p>
